--- a/08-materiais/modelos/proposta-sprint-lgpd-modelo.docx
+++ b/08-materiais/modelos/proposta-sprint-lgpd-modelo.docx
@@ -580,7 +580,7 @@
           <w:sz w:val="22"/>
           <w:szCs w:val="22"/>
         </w:rPr>
-        <w:t xml:space="preserve">{{PRECO_SPRINT_LGPD}}</w:t>
+        <w:t xml:space="preserve">R$ 24.000</w:t>
       </w:r>
       <w:r>
         <w:rPr>
@@ -593,7 +593,7 @@
           <w:sz w:val="22"/>
           <w:szCs w:val="22"/>
         </w:rPr>
-        <w:t xml:space="preserve"> — consultor sênior com domínio LGPD + IA. Faturamento: 50% na assinatura, 50% em até 10 dias úteis após a entrega final.</w:t>
+        <w:t xml:space="preserve"> (faixa R$ 20–32 mil conforme escopo) — consultor sênior com domínio LGPD + IA. Faturamento: 50% na assinatura, 50% em até 10 dias úteis após a entrega final.</w:t>
       </w:r>
     </w:p>
     <w:p>
